--- a/Tugas_3_IAP_Video_Generator_to_GDrive.docx
+++ b/Tugas_3_IAP_Video_Generator_to_GDrive.docx
@@ -499,12 +499,7 @@
         <w:t>Tugas ini meminta kita merakit sebuah workflow di n8n yang mampu mengubah prompt teks menjadi video, lalu menyimpan hasilnya ke Google Drive tanpa campur tangan manual. Kalau dipikir-pikir, pekerjaan semacam ini dekat sekali dengan kebutuhan pemasaran. Tim</w:t>
       </w:r>
       <w:r>
-        <w:t xml:space="preserve"> konten sering membutuhkan video pendek untuk promosi, sementara proses menunggu render, mengunduh file, dan mengunggahnya ulang satu per satu jelas mem</w:t>
-      </w:r>
-      <w:bookmarkStart w:id="0" w:name="_GoBack"/>
-      <w:bookmarkEnd w:id="0"/>
-      <w:r>
-        <w:t>akan waktu.</w:t>
+        <w:t xml:space="preserve"> konten sering membutuhkan video pendek untuk promosi, sementara proses menunggu render, mengunduh file, dan mengunggahnya ulang satu per satu jelas memakan waktu.</w:t>
       </w:r>
     </w:p>
     <w:p>
@@ -2226,8 +2221,84 @@
         <w:t>Google Drive mengunggahnya ke folder tujuan. Bukti pada Gambar 10 dan Gambar 11 memastikan alur ini berjalan dari ujung ke ujung.</w:t>
       </w:r>
     </w:p>
+    <w:p>
+      <w:pPr>
+        <w:spacing w:after="120" w:line="360" w:lineRule="auto"/>
+        <w:jc w:val="both"/>
+      </w:pPr>
+    </w:p>
+    <w:p>
+      <w:pPr>
+        <w:pStyle w:val="Heading1"/>
+        <w:spacing w:before="280" w:after="120"/>
+        <w:rPr>
+          <w:color w:val="auto"/>
+        </w:rPr>
+      </w:pPr>
+      <w:r>
+        <w:rPr>
+          <w:color w:val="auto"/>
+        </w:rPr>
+        <w:t>G</w:t>
+      </w:r>
+      <w:r>
+        <w:rPr>
+          <w:color w:val="auto"/>
+        </w:rPr>
+        <w:t xml:space="preserve">. </w:t>
+      </w:r>
+      <w:r>
+        <w:rPr>
+          <w:color w:val="auto"/>
+        </w:rPr>
+        <w:t>Tautan</w:t>
+      </w:r>
+    </w:p>
+    <w:p>
+      <w:pPr>
+        <w:pStyle w:val="NoSpacing"/>
+      </w:pPr>
+      <w:r>
+        <w:t>Link Folder Google Drive :</w:t>
+      </w:r>
+      <w:r>
+        <w:t xml:space="preserve"> </w:t>
+      </w:r>
+      <w:hyperlink r:id="rId19" w:history="1">
+        <w:r>
+          <w:rPr>
+            <w:rStyle w:val="Hyperlink"/>
+          </w:rPr>
+          <w:t>https://drive.google.com/drive/folders/1HPqcU8E8wZSlZfHHEpY7LFlkICezip6C?usp=sharing</w:t>
+        </w:r>
+      </w:hyperlink>
+      <w:r>
+        <w:t xml:space="preserve"> </w:t>
+      </w:r>
+      <w:bookmarkStart w:id="0" w:name="_GoBack"/>
+      <w:bookmarkEnd w:id="0"/>
+    </w:p>
+    <w:p>
+      <w:pPr>
+        <w:pStyle w:val="NoSpacing"/>
+      </w:pPr>
+      <w:r>
+        <w:t xml:space="preserve">Link Github JSON Workflow : </w:t>
+      </w:r>
+      <w:hyperlink r:id="rId20" w:history="1">
+        <w:r>
+          <w:rPr>
+            <w:rStyle w:val="Hyperlink"/>
+          </w:rPr>
+          <w:t>https://github.com/Riansyah96/NFA_Implementasi-AI-Pemasaran/blob/main/Pertemuan_2_Tugas3_AI_Video_to_GDrive.json</w:t>
+        </w:r>
+      </w:hyperlink>
+      <w:r>
+        <w:t xml:space="preserve"> </w:t>
+      </w:r>
+    </w:p>
     <w:sectPr>
-      <w:footerReference w:type="default" r:id="rId19"/>
+      <w:footerReference w:type="default" r:id="rId21"/>
       <w:pgSz w:w="11906" w:h="16838"/>
       <w:pgMar w:top="1440" w:right="1440" w:bottom="1440" w:left="1440" w:header="708" w:footer="708" w:gutter="0"/>
       <w:cols w:space="720"/>
@@ -3015,6 +3086,24 @@
       <w:szCs w:val="20"/>
     </w:rPr>
   </w:style>
+  <w:style w:type="paragraph" w:styleId="NoSpacing">
+    <w:name w:val="No Spacing"/>
+    <w:uiPriority w:val="1"/>
+    <w:qFormat/>
+    <w:rsid w:val="009D7150"/>
+  </w:style>
+  <w:style w:type="character" w:styleId="UnresolvedMention">
+    <w:name w:val="Unresolved Mention"/>
+    <w:basedOn w:val="DefaultParagraphFont"/>
+    <w:uiPriority w:val="99"/>
+    <w:semiHidden/>
+    <w:unhideWhenUsed/>
+    <w:rsid w:val="009D7150"/>
+    <w:rPr>
+      <w:color w:val="605E5C"/>
+      <w:shd w:val="clear" w:color="auto" w:fill="E1DFDD"/>
+    </w:rPr>
+  </w:style>
 </w:styles>
 </file>
 
